--- a/Nidlegy Note2.docx
+++ b/Nidlegy Note2.docx
@@ -1119,6 +1119,65 @@
         </w:rPr>
         <w:t xml:space="preserve"> </w:t>
       </w:r>
+    </w:p>
+    <w:p>
+      <w:pPr>
+        <w:spacing w:before="100" w:beforeAutospacing="1" w:after="100" w:afterAutospacing="1"/>
+        <w:rPr>
+          <w:rFonts w:ascii="Times New Roman" w:eastAsia="Times New Roman" w:hAnsi="Times New Roman" w:cs="Times New Roman"/>
+          <w:kern w:val="0"/>
+          <w14:ligatures w14:val="none"/>
+        </w:rPr>
+      </w:pPr>
+    </w:p>
+    <w:p>
+      <w:pPr>
+        <w:spacing w:before="100" w:beforeAutospacing="1" w:after="100" w:afterAutospacing="1"/>
+        <w:rPr>
+          <w:rFonts w:ascii="Times New Roman" w:eastAsia="Times New Roman" w:hAnsi="Times New Roman" w:cs="Times New Roman"/>
+          <w:kern w:val="0"/>
+          <w14:ligatures w14:val="none"/>
+        </w:rPr>
+      </w:pPr>
+    </w:p>
+    <w:p>
+      <w:pPr>
+        <w:spacing w:before="100" w:beforeAutospacing="1" w:after="100" w:afterAutospacing="1"/>
+        <w:rPr>
+          <w:rFonts w:ascii="Times New Roman" w:eastAsia="Times New Roman" w:hAnsi="Times New Roman" w:cs="Times New Roman"/>
+          <w:kern w:val="0"/>
+          <w14:ligatures w14:val="none"/>
+        </w:rPr>
+      </w:pPr>
+      <w:r>
+        <w:rPr>
+          <w:rFonts w:ascii="Times New Roman" w:eastAsia="Times New Roman" w:hAnsi="Times New Roman" w:cs="Times New Roman"/>
+          <w:b/>
+          <w:bCs/>
+          <w:kern w:val="0"/>
+          <w14:ligatures w14:val="none"/>
+        </w:rPr>
+        <w:lastRenderedPageBreak/>
+        <w:t>Nidlegy’s EMA refiling is a clear positive for Sun Pharma, as it revives a differentiated oncology asset that carries little value in current expectations.</w:t>
+      </w:r>
+      <w:r>
+        <w:rPr>
+          <w:rFonts w:ascii="Times New Roman" w:eastAsia="Times New Roman" w:hAnsi="Times New Roman" w:cs="Times New Roman"/>
+          <w:kern w:val="0"/>
+          <w14:ligatures w14:val="none"/>
+        </w:rPr>
+        <w:t xml:space="preserve"> The updated submission appears better positioned to address the manufacturing and clinical questions that led to the earlier withdrawal, creating a credible pathway back to approval. Near-term earnings impact remains limited, with approval unlikely before FY28 and meaningful revenue more likely from FY30, but the strategic relevance is stronger. Nidlegy expands Sun’s onco-dermatology platform, adds another growth lever within its innovative medicines franchise and should benefit from a broader European commercial infrastructure. EMA validation would confirm that the review is formally back on track, while constructive regulatory feedback through CY27 could progressively de-risk the asset. A favourable CHMP opinion would be the key stock catalyst, as it would materially improve approval visibility and allow investors to begin assigning meaningful commercial value to Nidlegy.</w:t>
+      </w:r>
+    </w:p>
+    <w:p>
+      <w:pPr>
+        <w:spacing w:before="100" w:beforeAutospacing="1" w:after="100" w:afterAutospacing="1"/>
+        <w:rPr>
+          <w:rFonts w:ascii="Times New Roman" w:eastAsia="Times New Roman" w:hAnsi="Times New Roman" w:cs="Times New Roman"/>
+          <w:kern w:val="0"/>
+          <w14:ligatures w14:val="none"/>
+        </w:rPr>
+      </w:pPr>
     </w:p>
     <w:p/>
     <w:sectPr>
